--- a/设计报告.docx
+++ b/设计报告.docx
@@ -145,28 +145,6 @@
           <w:szCs w:val="48"/>
         </w:rPr>
       </w:pPr>
-    </w:p>
-    <w:p>
-      <w:pPr>
-        <w:jc w:val="center"/>
-        <w:rPr>
-          <w:rFonts w:hint="default" w:ascii="宋体" w:hAnsi="宋体" w:eastAsia="宋体" w:cs="宋体"/>
-          <w:color w:val="auto"/>
-          <w:sz w:val="48"/>
-          <w:szCs w:val="48"/>
-          <w:lang w:val="en-US" w:eastAsia="zh-CN"/>
-        </w:rPr>
-      </w:pPr>
-      <w:r>
-        <w:rPr>
-          <w:rFonts w:hint="eastAsia" w:ascii="宋体" w:hAnsi="宋体" w:eastAsia="宋体" w:cs="宋体"/>
-          <w:color w:val="auto"/>
-          <w:sz w:val="48"/>
-          <w:szCs w:val="48"/>
-          <w:lang w:val="en-US" w:eastAsia="zh-CN"/>
-        </w:rPr>
-        <w:t>陈润一、劳柏杰</w:t>
-      </w:r>
     </w:p>
     <w:p>
       <w:pPr>
@@ -688,7 +666,6 @@
           <w:lang w:val="en-US" w:eastAsia="zh-CN"/>
         </w:rPr>
         <w:tab/>
-        <w:t/>
       </w:r>
       <w:r>
         <w:rPr>
@@ -700,7 +677,6 @@
           <w:lang w:val="en-US" w:eastAsia="zh-CN"/>
         </w:rPr>
         <w:tab/>
-        <w:t/>
       </w:r>
       <w:r>
         <w:rPr>
@@ -712,6 +688,16 @@
           <w:lang w:val="en-US" w:eastAsia="zh-CN"/>
         </w:rPr>
         <w:tab/>
+      </w:r>
+      <w:r>
+        <w:rPr>
+          <w:rFonts w:hint="eastAsia" w:ascii="Times New Roman" w:hAnsi="Times New Roman" w:eastAsia="宋体" w:cs="Times New Roman"/>
+          <w:b/>
+          <w:bCs/>
+          <w:sz w:val="24"/>
+          <w:szCs w:val="24"/>
+          <w:lang w:val="en-US" w:eastAsia="zh-CN"/>
+        </w:rPr>
         <w:t>追踪，识别</w:t>
       </w:r>
     </w:p>
@@ -2659,16 +2645,7 @@
           <w:szCs w:val="24"/>
           <w:lang w:val="en-US" w:eastAsia="zh-CN"/>
         </w:rPr>
-        <w:t>方案4：选择</w:t>
-      </w:r>
-      <w:r>
-        <w:rPr>
-          <w:rFonts w:hint="eastAsia" w:ascii="Times New Roman" w:hAnsi="Times New Roman" w:eastAsia="宋体" w:cs="Times New Roman"/>
-          <w:sz w:val="24"/>
-          <w:szCs w:val="24"/>
-          <w:lang w:val="en-US" w:eastAsia="zh-CN"/>
-        </w:rPr>
-        <w:t>香橙派派使用OPENCV</w:t>
+        <w:t>方案4：选择香橙派派使用OPENCV</w:t>
       </w:r>
     </w:p>
     <w:p>
@@ -2710,16 +2687,7 @@
           <w:szCs w:val="24"/>
           <w:lang w:val="en-US" w:eastAsia="zh-CN"/>
         </w:rPr>
-        <w:t>方案二：K230相较于K210性能更强，工具链更完善，足以满足同时对红绿色激光点的识别</w:t>
-      </w:r>
-      <w:r>
-        <w:rPr>
-          <w:rFonts w:hint="eastAsia" w:ascii="Times New Roman" w:hAnsi="Times New Roman" w:eastAsia="宋体" w:cs="Times New Roman"/>
-          <w:sz w:val="24"/>
-          <w:szCs w:val="24"/>
-          <w:lang w:val="en-US" w:eastAsia="zh-CN"/>
-        </w:rPr>
-        <w:t>及绿色激光检测。</w:t>
+        <w:t>方案二：K230相较于K210性能更强，工具链更完善，足以满足同时对红绿色激光点的识别及绿色激光检测。</w:t>
       </w:r>
     </w:p>
     <w:p>
@@ -2782,25 +2750,7 @@
           <w:szCs w:val="24"/>
           <w:lang w:val="en-US" w:eastAsia="zh-CN"/>
         </w:rPr>
-        <w:t>综上所述，我们最终选择方案</w:t>
-      </w:r>
-      <w:r>
-        <w:rPr>
-          <w:rFonts w:hint="eastAsia" w:ascii="Times New Roman" w:hAnsi="Times New Roman" w:eastAsia="宋体" w:cs="Times New Roman"/>
-          <w:sz w:val="24"/>
-          <w:szCs w:val="24"/>
-          <w:lang w:val="en-US" w:eastAsia="zh-CN"/>
-        </w:rPr>
-        <w:t>二结合作为运动目标控制系统识别红色激光点</w:t>
-      </w:r>
-      <w:r>
-        <w:rPr>
-          <w:rFonts w:hint="eastAsia" w:ascii="Times New Roman" w:hAnsi="Times New Roman" w:eastAsia="宋体" w:cs="Times New Roman"/>
-          <w:sz w:val="24"/>
-          <w:szCs w:val="24"/>
-          <w:lang w:val="en-US" w:eastAsia="zh-CN"/>
-        </w:rPr>
-        <w:t>与矩形检测，选择方案二作为自动追踪控制系统识别红色与绿色激光点。</w:t>
+        <w:t>综上所述，我们最终选择方案二结合作为运动目标控制系统识别红色激光点与矩形检测，选择方案二作为自动追踪控制系统识别红色与绿色激光点。</w:t>
       </w:r>
     </w:p>
     <w:p>
@@ -3805,8 +3755,8 @@
           <w:szCs w:val="24"/>
         </w:rPr>
       </w:pPr>
-      <w:bookmarkStart w:id="13" w:name="_Toc6345"/>
-      <w:bookmarkStart w:id="14" w:name="_Toc9022"/>
+      <w:bookmarkStart w:id="13" w:name="_Toc9022"/>
+      <w:bookmarkStart w:id="14" w:name="_Toc6345"/>
       <w:r>
         <w:rPr>
           <w:rFonts w:ascii="Times New Roman" w:hAnsi="Times New Roman" w:eastAsia="宋体" w:cs="Times New Roman"/>
@@ -5558,16 +5508,7 @@
           <w:szCs w:val="24"/>
           <w:lang w:val="en-US" w:eastAsia="zh-CN"/>
         </w:rPr>
-        <w:t>通过测试是否达到题目要求的指标性能，可以调整视觉或控制部分的代码</w:t>
-      </w:r>
-      <w:r>
-        <w:rPr>
-          <w:rFonts w:hint="eastAsia" w:ascii="Times New Roman" w:hAnsi="Times New Roman" w:eastAsia="宋体" w:cs="Times New Roman"/>
-          <w:sz w:val="24"/>
-          <w:szCs w:val="24"/>
-          <w:lang w:val="en-US" w:eastAsia="zh-CN"/>
-        </w:rPr>
-        <w:t>/控制逻辑/算法，使之运动过程更为流畅，控制结果更加符合要求。</w:t>
+        <w:t>通过测试是否达到题目要求的指标性能，可以调整视觉或控制部分的代码/控制逻辑/算法，使之运动过程更为流畅，控制结果更加符合要求。</w:t>
       </w:r>
     </w:p>
     <w:p>
@@ -5580,8 +5521,8 @@
           <w:szCs w:val="24"/>
         </w:rPr>
       </w:pPr>
-      <w:bookmarkStart w:id="22" w:name="_Toc166342891"/>
-      <w:bookmarkStart w:id="23" w:name="_Toc3872"/>
+      <w:bookmarkStart w:id="22" w:name="_Toc3872"/>
+      <w:bookmarkStart w:id="23" w:name="_Toc166342891"/>
       <w:r>
         <w:rPr>
           <w:rFonts w:ascii="Times New Roman" w:hAnsi="Times New Roman" w:cs="Times New Roman"/>
@@ -5662,8 +5603,8 @@
           <w:szCs w:val="24"/>
         </w:rPr>
       </w:pPr>
-      <w:bookmarkStart w:id="24" w:name="_Toc166342892"/>
-      <w:bookmarkStart w:id="25" w:name="_Toc27379"/>
+      <w:bookmarkStart w:id="24" w:name="_Toc27379"/>
+      <w:bookmarkStart w:id="25" w:name="_Toc166342892"/>
       <w:r>
         <w:rPr>
           <w:rFonts w:ascii="Times New Roman" w:hAnsi="Times New Roman" w:cs="Times New Roman"/>
@@ -5746,16 +5687,7 @@
           <w:szCs w:val="24"/>
           <w:lang w:val="en-US" w:eastAsia="zh-CN"/>
         </w:rPr>
-        <w:t>PCB</w:t>
-      </w:r>
-      <w:r>
-        <w:rPr>
-          <w:rFonts w:hint="eastAsia" w:ascii="Times New Roman" w:hAnsi="Times New Roman" w:eastAsia="宋体" w:cs="Times New Roman"/>
-          <w:sz w:val="24"/>
-          <w:szCs w:val="24"/>
-          <w:lang w:val="en-US" w:eastAsia="zh-CN"/>
-        </w:rPr>
-        <w:t>经检查无虚焊，上电无异常现象，可正常工作，硬件测试正常。</w:t>
+        <w:t>PCB经检查无虚焊，上电无异常现象，可正常工作，硬件测试正常。</w:t>
       </w:r>
     </w:p>
     <w:p>
@@ -5807,16 +5739,7 @@
           <w:szCs w:val="24"/>
           <w:lang w:val="en-US" w:eastAsia="zh-CN"/>
         </w:rPr>
-        <w:t>基</w:t>
-      </w:r>
-      <w:r>
-        <w:rPr>
-          <w:rFonts w:hint="eastAsia" w:ascii="Times New Roman" w:hAnsi="Times New Roman" w:eastAsia="宋体" w:cs="Times New Roman"/>
-          <w:sz w:val="24"/>
-          <w:szCs w:val="24"/>
-          <w:lang w:val="en-US" w:eastAsia="zh-CN"/>
-        </w:rPr>
-        <w:t>础功能一：设置运动目标位置复位功能。执行此功能，红色光斑能从屏幕任意位置回到原点。光斑中心距原点误差≤2cm。</w:t>
+        <w:t>基础功能一：设置运动目标位置复位功能。执行此功能，红色光斑能从屏幕任意位置回到原点。光斑中心距原点误差≤2cm。</w:t>
       </w:r>
     </w:p>
     <w:p>
@@ -6450,12 +6373,6 @@
             <w:insideH w:val="single" w:color="auto" w:sz="4" w:space="0"/>
             <w:insideV w:val="single" w:color="auto" w:sz="4" w:space="0"/>
           </w:tblBorders>
-          <w:tblCellMar>
-            <w:top w:w="0" w:type="dxa"/>
-            <w:left w:w="108" w:type="dxa"/>
-            <w:bottom w:w="0" w:type="dxa"/>
-            <w:right w:w="108" w:type="dxa"/>
-          </w:tblCellMar>
         </w:tblPrEx>
         <w:tc>
           <w:tcPr>
@@ -6957,8 +6874,8 @@
           <w:szCs w:val="24"/>
         </w:rPr>
       </w:pPr>
-      <w:bookmarkStart w:id="30" w:name="_Toc166342895"/>
-      <w:bookmarkStart w:id="31" w:name="_Toc8465"/>
+      <w:bookmarkStart w:id="30" w:name="_Toc8465"/>
+      <w:bookmarkStart w:id="31" w:name="_Toc166342895"/>
       <w:r>
         <w:rPr>
           <w:rFonts w:ascii="Times New Roman" w:hAnsi="Times New Roman" w:eastAsia="宋体" w:cs="Times New Roman"/>
@@ -10444,16 +10361,27 @@
           <w:szCs w:val="24"/>
           <w:lang w:val="en-US" w:eastAsia="zh-CN"/>
         </w:rPr>
-        <w:t>孙艺</w:t>
-      </w:r>
-      <w:r>
-        <w:rPr>
-          <w:rFonts w:hint="eastAsia" w:ascii="Times New Roman" w:hAnsi="Times New Roman" w:eastAsia="宋体" w:cs="Times New Roman"/>
-          <w:sz w:val="24"/>
-          <w:szCs w:val="24"/>
-          <w:lang w:val="en-US" w:eastAsia="zh-CN"/>
-        </w:rPr>
-        <w:t>为系统的整体设计、控制逻辑、代码实现等工作提供了非常多有效的建议和方法，为本项目的顺利推进起到了不可替代的作用，在此我们表达对孙艺最诚挚的谢意！</w:t>
+        <w:t>孙x</w:t>
+      </w:r>
+      <w:r>
+        <w:rPr>
+          <w:rFonts w:hint="eastAsia" w:ascii="Times New Roman" w:hAnsi="Times New Roman" w:eastAsia="宋体" w:cs="Times New Roman"/>
+          <w:sz w:val="24"/>
+          <w:szCs w:val="24"/>
+          <w:lang w:val="en-US" w:eastAsia="zh-CN"/>
+        </w:rPr>
+        <w:t>为系统的整体设计、控制逻辑、代码实现等工作提供了非常多有效的建议和方法，为本项目的顺利推进起到了不可替代的作用，在此我们表达对ta</w:t>
+      </w:r>
+      <w:bookmarkStart w:id="39" w:name="_GoBack"/>
+      <w:bookmarkEnd w:id="39"/>
+      <w:r>
+        <w:rPr>
+          <w:rFonts w:hint="eastAsia" w:ascii="Times New Roman" w:hAnsi="Times New Roman" w:eastAsia="宋体" w:cs="Times New Roman"/>
+          <w:sz w:val="24"/>
+          <w:szCs w:val="24"/>
+          <w:lang w:val="en-US" w:eastAsia="zh-CN"/>
+        </w:rPr>
+        <w:t>最诚挚的谢意！</w:t>
       </w:r>
     </w:p>
     <w:p>
@@ -10691,8 +10619,6 @@
         </w:rPr>
         <w:t>本次项目也已开源，开源地址：https://github.com/Crosonon/Laser-Control</w:t>
       </w:r>
-      <w:bookmarkStart w:id="39" w:name="_GoBack"/>
-      <w:bookmarkEnd w:id="39"/>
     </w:p>
     <w:p>
       <w:pPr>
